--- a/emirhan_laleli.docx
+++ b/emirhan_laleli.docx
@@ -2530,7 +2530,7 @@
           <w:rFonts w:ascii="Consolas" w:hAnsi="Consolas"/>
           <w:sz w:val="17"/>
         </w:rPr>
-        <w:t xml:space="preserve">           u.stok_miktari, u.barkod</w:t>
+        <w:t xml:space="preserve">           u.stok_miktari, fn_stok_durumu(u.stok_miktari) AS stok_durumu, u.barkod</w:t>
       </w:r>
     </w:p>
     <w:p>
@@ -4756,7 +4756,7 @@
           <w:rFonts w:ascii="Consolas" w:hAnsi="Consolas"/>
           <w:sz w:val="17"/>
         </w:rPr>
-        <w:t xml:space="preserve">           u.stok_miktari, u.barkod</w:t>
+        <w:t xml:space="preserve">           u.stok_miktari, fn_stok_durumu(u.stok_miktari) AS stok_durumu, u.barkod</w:t>
       </w:r>
     </w:p>
     <w:p>

--- a/emirhan_laleli.docx
+++ b/emirhan_laleli.docx
@@ -987,7 +987,7 @@
     </w:p>
     <w:p>
       <w:r>
-        <w:t>Açıklama: Gerçekleşen tüm satış hareketlerini kaydeder. Her satış kaydı bir ürün (urun_id FK) ve bir müşteri (musteri_id FK) ile ilişkilidir. Satış adedinin 0 veya negatif olamayacağına dair chk_satis_adet kısıtı içerir.</w:t>
+        <w:t>Açıklama: Gerleşen tüm satış hareketlerini kaydeder. Her satış kaydı bir ürün (urun_id FK) ve bir müşteri (musteri_id FK) ile ilişkilidir. Satış adedinin 0 veya negatif olamayacağına dair chk_satis_adet kısıtı içerir.</w:t>
       </w:r>
     </w:p>
     <w:p>

--- a/emirhan_laleli.docx
+++ b/emirhan_laleli.docx
@@ -987,7 +987,7 @@
     </w:p>
     <w:p>
       <w:r>
-        <w:t>Açıklama: Gerleşen tüm satış hareketlerini kaydeder. Her satış kaydı bir ürün (urun_id FK) ve bir müşteri (musteri_id FK) ile ilişkilidir. Satış adedinin 0 veya negatif olamayacağına dair chk_satis_adet kısıtı içerir.</w:t>
+        <w:t>Açıklama: Gerçekleşen tüm satış hareketlerini kaydeder. Her satış kaydı bir ürün (urun_id FK) ve bir müşteri (musteri_id FK) ile ilişkilidir. Satış adedinin 0 veya negatif olamayacağına dair chk_satis_adet kısıtı içerir.</w:t>
       </w:r>
     </w:p>
     <w:p>
@@ -8241,7 +8241,7 @@
       <w:r>
         <w:drawing>
           <wp:inline xmlns:a="http://schemas.openxmlformats.org/drawingml/2006/main" xmlns:pic="http://schemas.openxmlformats.org/drawingml/2006/picture">
-            <wp:extent cx="5943600" cy="3442378"/>
+            <wp:extent cx="5943600" cy="3621881"/>
             <wp:docPr id="4" name="Picture 4"/>
             <wp:cNvGraphicFramePr>
               <a:graphicFrameLocks noChangeAspect="1"/>
@@ -8262,7 +8262,7 @@
                   <pic:spPr>
                     <a:xfrm>
                       <a:off x="0" y="0"/>
-                      <a:ext cx="5943600" cy="3442378"/>
+                      <a:ext cx="5943600" cy="3621881"/>
                     </a:xfrm>
                     <a:prstGeom prst="rect"/>
                   </pic:spPr>
